--- a/resources/exemple/contenus/Distributeur d’arrivée 200A avec accessoires.docx
+++ b/resources/exemple/contenus/Distributeur d’arrivée 200A avec accessoires.docx
@@ -12,6 +12,8 @@
           <w14:ligatures w14:val="none"/>
         </w:rPr>
       </w:pPr>
+      <w:bookmarkStart w:id="0" w:name="_GoBack"/>
+      <w:bookmarkEnd w:id="0"/>
     </w:p>
     <w:p>
       <w:pPr>
@@ -67,8 +69,8 @@
         </w:rPr>
         <w:drawing>
           <wp:inline distT="0" distB="0" distL="0" distR="0" wp14:anchorId="48BB372A" wp14:editId="5140244B">
-            <wp:extent cx="5694093" cy="8171925"/>
-            <wp:effectExtent l="0" t="0" r="1905" b="635"/>
+            <wp:extent cx="5579716" cy="8007776"/>
+            <wp:effectExtent l="0" t="0" r="2540" b="0"/>
             <wp:docPr id="1" name="Image 81"/>
             <wp:cNvGraphicFramePr>
               <a:graphicFrameLocks xmlns:a="http://schemas.openxmlformats.org/drawingml/2006/main" noChangeAspect="1"/>
@@ -98,7 +100,7 @@
                   <pic:spPr bwMode="auto">
                     <a:xfrm>
                       <a:off x="0" y="0"/>
-                      <a:ext cx="5698255" cy="8177898"/>
+                      <a:ext cx="5586882" cy="8018060"/>
                     </a:xfrm>
                     <a:prstGeom prst="rect">
                       <a:avLst/>
@@ -115,43 +117,7 @@
         </w:drawing>
       </w:r>
     </w:p>
-    <w:p>
-      <w:pPr>
-        <w:spacing w:after="0" w:line="240" w:lineRule="auto"/>
-        <w:rPr>
-          <w:rFonts w:ascii="Calibri" w:eastAsia="Calibri" w:hAnsi="Calibri" w:cs="Times New Roman"/>
-          <w:kern w:val="0"/>
-          <w:lang w:eastAsia="fr-FR"/>
-          <w14:ligatures w14:val="none"/>
-        </w:rPr>
-      </w:pPr>
-    </w:p>
-    <w:p>
-      <w:pPr>
-        <w:spacing w:after="0" w:line="240" w:lineRule="auto"/>
-        <w:rPr>
-          <w:rFonts w:ascii="Calibri" w:eastAsia="Calibri" w:hAnsi="Calibri" w:cs="Times New Roman"/>
-          <w:kern w:val="0"/>
-          <w:lang w:eastAsia="fr-FR"/>
-          <w14:ligatures w14:val="none"/>
-        </w:rPr>
-      </w:pPr>
-    </w:p>
-    <w:p>
-      <w:pPr>
-        <w:spacing w:after="0" w:line="240" w:lineRule="auto"/>
-        <w:rPr>
-          <w:rFonts w:ascii="Calibri" w:eastAsia="Calibri" w:hAnsi="Calibri" w:cs="Times New Roman"/>
-          <w:kern w:val="0"/>
-          <w:lang w:eastAsia="fr-FR"/>
-          <w14:ligatures w14:val="none"/>
-        </w:rPr>
-      </w:pPr>
-    </w:p>
-    <w:p>
-      <w:bookmarkStart w:id="0" w:name="_GoBack"/>
-      <w:bookmarkEnd w:id="0"/>
-    </w:p>
+    <w:p/>
     <w:sectPr>
       <w:pgSz w:w="11906" w:h="16838"/>
       <w:pgMar w:top="1417" w:right="1417" w:bottom="1417" w:left="1417" w:header="708" w:footer="708" w:gutter="0"/>

--- a/resources/exemple/contenus/Distributeur d’arrivée 200A avec accessoires.docx
+++ b/resources/exemple/contenus/Distributeur d’arrivée 200A avec accessoires.docx
@@ -12,8 +12,6 @@
           <w14:ligatures w14:val="none"/>
         </w:rPr>
       </w:pPr>
-      <w:bookmarkStart w:id="0" w:name="_GoBack"/>
-      <w:bookmarkEnd w:id="0"/>
     </w:p>
     <w:p>
       <w:pPr>
@@ -116,8 +114,9 @@
           </wp:inline>
         </w:drawing>
       </w:r>
+      <w:bookmarkStart w:id="0" w:name="_GoBack"/>
+      <w:bookmarkEnd w:id="0"/>
     </w:p>
-    <w:p/>
     <w:sectPr>
       <w:pgSz w:w="11906" w:h="16838"/>
       <w:pgMar w:top="1417" w:right="1417" w:bottom="1417" w:left="1417" w:header="708" w:footer="708" w:gutter="0"/>
